--- a/LCTool_NC/README_utenti_NC.docx
+++ b/LCTool_NC/README_utenti_NC.docx
@@ -1144,32 +1144,318 @@
         <w:spacing w:before="80" w:after="80"/>
         <w:rPr>
           <w:rFonts w:ascii="Times New Roman" w:hAnsi="Times New Roman" w:cs="Times New Roman"/>
-        </w:rPr>
-      </w:pPr>
-      <w:r>
-        <w:rPr>
-          <w:rFonts w:ascii="Times New Roman" w:hAnsi="Times New Roman" w:cs="Times New Roman"/>
+          <w:noProof/>
+        </w:rPr>
+      </w:pPr>
+      <w:r>
+        <w:rPr>
+          <w:rFonts w:ascii="Times New Roman" w:hAnsi="Times New Roman" w:cs="Times New Roman"/>
+        </w:rPr>
+        <w:t>Premere 'Ricerca' per applicare i filtri. Premere 'Pulisci filtri' per azzerarli. I pulsanti 'Esporta Excel' e 'Esporta PDF' permettono di scaricare l'elenco filtrato.</w:t>
+      </w:r>
+      <w:r>
+        <w:rPr>
+          <w:rFonts w:ascii="Times New Roman" w:hAnsi="Times New Roman" w:cs="Times New Roman"/>
+          <w:noProof/>
+        </w:rPr>
+        <w:t xml:space="preserve"> </w:t>
+      </w:r>
+      <w:r>
+        <w:rPr>
+          <w:rFonts w:ascii="Times New Roman" w:hAnsi="Times New Roman" w:cs="Times New Roman"/>
+          <w:noProof/>
+        </w:rPr>
+        <w:t xml:space="preserve">La </w:t>
+      </w:r>
+      <w:r>
+        <w:rPr>
+          <w:rFonts w:ascii="Times New Roman" w:hAnsi="Times New Roman" w:cs="Times New Roman"/>
+          <w:b/>
+          <w:bCs/>
+          <w:noProof/>
+        </w:rPr>
+        <w:t>Data Retention</w:t>
+      </w:r>
+      <w:r>
+        <w:rPr>
+          <w:rFonts w:ascii="Times New Roman" w:hAnsi="Times New Roman" w:cs="Times New Roman"/>
+          <w:noProof/>
+        </w:rPr>
+        <w:t xml:space="preserve"> serve a mantenere il database pulito eliminando automaticamente le NC vecchie.</w:t>
+      </w:r>
+    </w:p>
+    <w:p>
+      <w:pPr>
+        <w:spacing w:before="80" w:after="80"/>
+        <w:rPr>
+          <w:rFonts w:ascii="Times New Roman" w:hAnsi="Times New Roman" w:cs="Times New Roman"/>
+          <w:noProof/>
+        </w:rPr>
+      </w:pPr>
+      <w:r>
+        <w:rPr>
+          <w:rFonts w:ascii="Times New Roman" w:hAnsi="Times New Roman" w:cs="Times New Roman"/>
+          <w:b/>
+          <w:bCs/>
+          <w:noProof/>
+        </w:rPr>
+        <w:t>Come funziona:</w:t>
+      </w:r>
+    </w:p>
+    <w:p>
+      <w:pPr>
+        <w:spacing w:before="80" w:after="80"/>
+        <w:rPr>
+          <w:rFonts w:ascii="Times New Roman" w:hAnsi="Times New Roman" w:cs="Times New Roman"/>
+          <w:noProof/>
+        </w:rPr>
+      </w:pPr>
+      <w:r>
+        <w:rPr>
+          <w:rFonts w:ascii="Times New Roman" w:hAnsi="Times New Roman" w:cs="Times New Roman"/>
+          <w:noProof/>
+        </w:rPr>
+        <w:t xml:space="preserve">Quando </w:t>
+      </w:r>
+      <w:r>
+        <w:rPr>
+          <w:rFonts w:ascii="Times New Roman" w:hAnsi="Times New Roman" w:cs="Times New Roman"/>
+          <w:noProof/>
+        </w:rPr>
+        <w:t xml:space="preserve">si </w:t>
+      </w:r>
+      <w:r>
+        <w:rPr>
+          <w:rFonts w:ascii="Times New Roman" w:hAnsi="Times New Roman" w:cs="Times New Roman"/>
+          <w:noProof/>
+        </w:rPr>
+        <w:t>clicc</w:t>
+      </w:r>
+      <w:r>
+        <w:rPr>
+          <w:rFonts w:ascii="Times New Roman" w:hAnsi="Times New Roman" w:cs="Times New Roman"/>
+          <w:noProof/>
+        </w:rPr>
+        <w:t>a</w:t>
+      </w:r>
+      <w:r>
+        <w:rPr>
+          <w:rFonts w:ascii="Times New Roman" w:hAnsi="Times New Roman" w:cs="Times New Roman"/>
+          <w:noProof/>
+        </w:rPr>
+        <w:t xml:space="preserve"> il bottone</w:t>
+      </w:r>
+      <w:r>
+        <w:rPr>
+          <w:rFonts w:ascii="Times New Roman" w:hAnsi="Times New Roman" w:cs="Times New Roman"/>
+          <w:b/>
+          <w:bCs/>
+          <w:noProof/>
+        </w:rPr>
+        <w:t>Data Retention</w:t>
+      </w:r>
+      <w:r>
+        <w:rPr>
+          <w:rFonts w:ascii="Times New Roman" w:hAnsi="Times New Roman" w:cs="Times New Roman"/>
+          <w:noProof/>
+        </w:rPr>
+        <w:t xml:space="preserve"> nell'Archivio, il sistema cerca tutte le NC che rispettano </w:t>
+      </w:r>
+      <w:r>
+        <w:rPr>
+          <w:rFonts w:ascii="Times New Roman" w:hAnsi="Times New Roman" w:cs="Times New Roman"/>
+          <w:b/>
+          <w:bCs/>
+          <w:noProof/>
+        </w:rPr>
+        <w:t>entrambe</w:t>
+      </w:r>
+      <w:r>
+        <w:rPr>
+          <w:rFonts w:ascii="Times New Roman" w:hAnsi="Times New Roman" w:cs="Times New Roman"/>
+          <w:noProof/>
+        </w:rPr>
+        <w:t xml:space="preserve"> queste condizioni:</w:t>
+      </w:r>
+    </w:p>
+    <w:p>
+      <w:pPr>
+        <w:numPr>
+          <w:ilvl w:val="0"/>
+          <w:numId w:val="3"/>
+        </w:numPr>
+        <w:spacing w:before="80" w:after="80"/>
+        <w:rPr>
+          <w:rFonts w:ascii="Times New Roman" w:hAnsi="Times New Roman" w:cs="Times New Roman"/>
+          <w:noProof/>
+        </w:rPr>
+      </w:pPr>
+      <w:r>
+        <w:rPr>
+          <w:rFonts w:ascii="Times New Roman" w:hAnsi="Times New Roman" w:cs="Times New Roman"/>
+          <w:noProof/>
+        </w:rPr>
+        <w:t xml:space="preserve">Stato </w:t>
+      </w:r>
+      <w:r>
+        <w:rPr>
+          <w:rFonts w:ascii="Times New Roman" w:hAnsi="Times New Roman" w:cs="Times New Roman"/>
+          <w:b/>
+          <w:bCs/>
+          <w:noProof/>
+        </w:rPr>
+        <w:t>"Chiusa"</w:t>
+      </w:r>
+    </w:p>
+    <w:p>
+      <w:pPr>
+        <w:numPr>
+          <w:ilvl w:val="0"/>
+          <w:numId w:val="3"/>
+        </w:numPr>
+        <w:spacing w:before="80" w:after="80"/>
+        <w:rPr>
+          <w:rFonts w:ascii="Times New Roman" w:hAnsi="Times New Roman" w:cs="Times New Roman"/>
+          <w:noProof/>
+        </w:rPr>
+      </w:pPr>
+      <w:r>
+        <w:rPr>
+          <w:rFonts w:ascii="Times New Roman" w:hAnsi="Times New Roman" w:cs="Times New Roman"/>
+          <w:noProof/>
+        </w:rPr>
+        <w:t xml:space="preserve">Data di chiusura effettiva </w:t>
+      </w:r>
+      <w:r>
+        <w:rPr>
+          <w:rFonts w:ascii="Times New Roman" w:hAnsi="Times New Roman" w:cs="Times New Roman"/>
+          <w:b/>
+          <w:bCs/>
+          <w:noProof/>
+        </w:rPr>
+        <w:t>più vecchia di 365 giorni</w:t>
+      </w:r>
+    </w:p>
+    <w:p>
+      <w:pPr>
+        <w:spacing w:before="80" w:after="80"/>
+        <w:rPr>
+          <w:rFonts w:ascii="Times New Roman" w:hAnsi="Times New Roman" w:cs="Times New Roman"/>
+          <w:noProof/>
+        </w:rPr>
+      </w:pPr>
+      <w:r>
+        <w:rPr>
+          <w:rFonts w:ascii="Times New Roman" w:hAnsi="Times New Roman" w:cs="Times New Roman"/>
+          <w:noProof/>
         </w:rPr>
         <w:lastRenderedPageBreak/>
-        <w:t>Premere 'Ricerca' per applicare i filtri. Premere 'Pulisci filtri' per azzerarli. I pulsanti 'Esporta Excel' e 'Esporta PDF' permettono di scaricare l'elenco filtrato.</w:t>
-      </w:r>
-      <w:r>
-        <w:rPr>
-          <w:rFonts w:ascii="Times New Roman" w:hAnsi="Times New Roman" w:cs="Times New Roman"/>
-          <w:noProof/>
+        <w:t xml:space="preserve">Se ne trova, mostra un elenco con i numeri NC e le date di chiusura, chiedendo conferma prima di procedere. Se </w:t>
+      </w:r>
+      <w:r>
+        <w:rPr>
+          <w:rFonts w:ascii="Times New Roman" w:hAnsi="Times New Roman" w:cs="Times New Roman"/>
+          <w:noProof/>
+        </w:rPr>
+        <w:t xml:space="preserve">si </w:t>
+      </w:r>
+      <w:r>
+        <w:rPr>
+          <w:rFonts w:ascii="Times New Roman" w:hAnsi="Times New Roman" w:cs="Times New Roman"/>
+          <w:noProof/>
+        </w:rPr>
+        <w:t>conferm</w:t>
+      </w:r>
+      <w:r>
+        <w:rPr>
+          <w:rFonts w:ascii="Times New Roman" w:hAnsi="Times New Roman" w:cs="Times New Roman"/>
+          <w:noProof/>
+        </w:rPr>
+        <w:t>a</w:t>
+      </w:r>
+      <w:r>
+        <w:rPr>
+          <w:rFonts w:ascii="Times New Roman" w:hAnsi="Times New Roman" w:cs="Times New Roman"/>
+          <w:noProof/>
+        </w:rPr>
+        <w:t>, le elimina tutte in una volta e aggiorna la tabella.</w:t>
+      </w:r>
+    </w:p>
+    <w:p>
+      <w:pPr>
+        <w:spacing w:before="80" w:after="80"/>
+        <w:rPr>
+          <w:rFonts w:ascii="Times New Roman" w:hAnsi="Times New Roman" w:cs="Times New Roman"/>
+          <w:noProof/>
+        </w:rPr>
+      </w:pPr>
+      <w:r>
+        <w:rPr>
+          <w:rFonts w:ascii="Times New Roman" w:hAnsi="Times New Roman" w:cs="Times New Roman"/>
+          <w:noProof/>
+        </w:rPr>
+        <w:t>Se invece non trova NC abbastanza vecchie, avvisa con un messaggio che non c'è nulla da eliminare.</w:t>
+      </w:r>
+    </w:p>
+    <w:p>
+      <w:pPr>
+        <w:spacing w:before="80" w:after="80"/>
+        <w:rPr>
+          <w:rFonts w:ascii="Times New Roman" w:hAnsi="Times New Roman" w:cs="Times New Roman"/>
+          <w:noProof/>
+        </w:rPr>
+      </w:pPr>
+      <w:r>
+        <w:rPr>
+          <w:rFonts w:ascii="Times New Roman" w:hAnsi="Times New Roman" w:cs="Times New Roman"/>
+          <w:b/>
+          <w:bCs/>
+          <w:noProof/>
+        </w:rPr>
+        <w:t xml:space="preserve">E’ un bottone </w:t>
+      </w:r>
+      <w:r>
+        <w:rPr>
+          <w:rFonts w:ascii="Times New Roman" w:hAnsi="Times New Roman" w:cs="Times New Roman"/>
+          <w:b/>
+          <w:bCs/>
+          <w:noProof/>
+        </w:rPr>
+        <w:t>utile</w:t>
+      </w:r>
+      <w:r>
+        <w:rPr>
+          <w:rFonts w:ascii="Times New Roman" w:hAnsi="Times New Roman" w:cs="Times New Roman"/>
+          <w:b/>
+          <w:bCs/>
+          <w:noProof/>
+        </w:rPr>
+        <w:t xml:space="preserve"> perché </w:t>
+      </w:r>
+      <w:r>
+        <w:rPr>
+          <w:rFonts w:ascii="Times New Roman" w:hAnsi="Times New Roman" w:cs="Times New Roman"/>
+          <w:noProof/>
+        </w:rPr>
+        <w:t>evita che il database si riempia nel tempo di NC chiuse e obsolete, mantenendo le performance dell'applicazione.</w:t>
+      </w:r>
+      <w:r>
+        <w:rPr>
+          <w:rFonts w:ascii="Times New Roman" w:eastAsia="Courier New" w:hAnsi="Times New Roman" w:cs="Times New Roman"/>
+          <w:color w:val="215E99" w:themeColor="text2" w:themeTint="BF"/>
         </w:rPr>
         <w:t xml:space="preserve"> </w:t>
       </w:r>
       <w:r>
         <w:rPr>
-          <w:rFonts w:ascii="Times New Roman" w:hAnsi="Times New Roman" w:cs="Times New Roman"/>
-          <w:noProof/>
+          <w:rFonts w:ascii="Times New Roman" w:eastAsia="Courier New" w:hAnsi="Times New Roman" w:cs="Times New Roman"/>
+          <w:color w:val="215E99" w:themeColor="text2" w:themeTint="BF"/>
         </w:rPr>
         <w:drawing>
-          <wp:inline distT="0" distB="0" distL="0" distR="0" wp14:anchorId="04A31EEE" wp14:editId="7A1884F2">
-            <wp:extent cx="5731510" cy="4540885"/>
-            <wp:effectExtent l="0" t="0" r="2540" b="0"/>
-            <wp:docPr id="800861991" name="Immagine 7"/>
+          <wp:inline distT="0" distB="0" distL="0" distR="0" wp14:anchorId="08E32BC9" wp14:editId="344C0894">
+            <wp:extent cx="5731510" cy="4681220"/>
+            <wp:effectExtent l="0" t="0" r="2540" b="5080"/>
+            <wp:docPr id="161464610" name="Immagine 1"/>
             <wp:cNvGraphicFramePr>
               <a:graphicFrameLocks xmlns:a="http://schemas.openxmlformats.org/drawingml/2006/main" noChangeAspect="1"/>
             </wp:cNvGraphicFramePr>
@@ -1177,36 +1463,23 @@
               <a:graphicData uri="http://schemas.openxmlformats.org/drawingml/2006/picture">
                 <pic:pic xmlns:pic="http://schemas.openxmlformats.org/drawingml/2006/picture">
                   <pic:nvPicPr>
-                    <pic:cNvPr id="800861991" name="Immagine 7"/>
-                    <pic:cNvPicPr>
-                      <a:picLocks noChangeAspect="1"/>
-                    </pic:cNvPicPr>
+                    <pic:cNvPr id="161464610" name=""/>
+                    <pic:cNvPicPr/>
                   </pic:nvPicPr>
                   <pic:blipFill>
-                    <a:blip r:embed="rId9">
-                      <a:extLst>
-                        <a:ext uri="{28A0092B-C50C-407E-A947-70E740481C1C}">
-                          <a14:useLocalDpi xmlns:a14="http://schemas.microsoft.com/office/drawing/2010/main" val="0"/>
-                        </a:ext>
-                      </a:extLst>
-                    </a:blip>
-                    <a:srcRect/>
+                    <a:blip r:embed="rId9"/>
                     <a:stretch>
                       <a:fillRect/>
                     </a:stretch>
                   </pic:blipFill>
-                  <pic:spPr bwMode="auto">
+                  <pic:spPr>
                     <a:xfrm>
                       <a:off x="0" y="0"/>
-                      <a:ext cx="5731510" cy="4540885"/>
+                      <a:ext cx="5731510" cy="4681220"/>
                     </a:xfrm>
                     <a:prstGeom prst="rect">
                       <a:avLst/>
                     </a:prstGeom>
-                    <a:noFill/>
-                    <a:ln>
-                      <a:noFill/>
-                    </a:ln>
                   </pic:spPr>
                 </pic:pic>
               </a:graphicData>
@@ -1214,6 +1487,14 @@
           </wp:inline>
         </w:drawing>
       </w:r>
+    </w:p>
+    <w:p>
+      <w:pPr>
+        <w:spacing w:before="80" w:after="80"/>
+        <w:rPr>
+          <w:rFonts w:ascii="Times New Roman" w:hAnsi="Times New Roman" w:cs="Times New Roman"/>
+        </w:rPr>
+      </w:pPr>
     </w:p>
     <w:p>
       <w:pPr>
@@ -1864,6 +2145,155 @@
 <file path=word/numbering.xml><?xml version="1.0" encoding="utf-8"?>
 <w:numbering xmlns:wpc="http://schemas.microsoft.com/office/word/2010/wordprocessingCanvas" xmlns:cx="http://schemas.microsoft.com/office/drawing/2014/chartex" xmlns:cx1="http://schemas.microsoft.com/office/drawing/2015/9/8/chartex" xmlns:cx2="http://schemas.microsoft.com/office/drawing/2015/10/21/chartex" xmlns:cx3="http://schemas.microsoft.com/office/drawing/2016/5/9/chartex" xmlns:cx4="http://schemas.microsoft.com/office/drawing/2016/5/10/chartex" xmlns:cx5="http://schemas.microsoft.com/office/drawing/2016/5/11/chartex" xmlns:cx6="http://schemas.microsoft.com/office/drawing/2016/5/12/chartex" xmlns:cx7="http://schemas.microsoft.com/office/drawing/2016/5/13/chartex" xmlns:cx8="http://schemas.microsoft.com/office/drawing/2016/5/14/chartex" xmlns:mc="http://schemas.openxmlformats.org/markup-compatibility/2006" xmlns:aink="http://schemas.microsoft.com/office/drawing/2016/ink" xmlns:am3d="http://schemas.microsoft.com/office/drawing/2017/model3d" xmlns:o="urn:schemas-microsoft-com:office:office" xmlns:oel="http://schemas.microsoft.com/office/2019/extlst" xmlns:r="http://schemas.openxmlformats.org/officeDocument/2006/relationships" xmlns:m="http://schemas.openxmlformats.org/officeDocument/2006/math" xmlns:v="urn:schemas-microsoft-com:vml" xmlns:wp14="http://schemas.microsoft.com/office/word/2010/wordprocessingDrawing" xmlns:wp="http://schemas.openxmlformats.org/drawingml/2006/wordprocessingDrawing" xmlns:w10="urn:schemas-microsoft-com:office:word" xmlns:w="http://schemas.openxmlformats.org/wordprocessingml/2006/main" xmlns:w14="http://schemas.microsoft.com/office/word/2010/wordml" xmlns:w15="http://schemas.microsoft.com/office/word/2012/wordml" xmlns:w16cex="http://schemas.microsoft.com/office/word/2018/wordml/cex" xmlns:w16cid="http://schemas.microsoft.com/office/word/2016/wordml/cid" xmlns:w16="http://schemas.microsoft.com/office/word/2018/wordml" xmlns:w16du="http://schemas.microsoft.com/office/word/2023/wordml/word16du" xmlns:w16sdtdh="http://schemas.microsoft.com/office/word/2020/wordml/sdtdatahash" xmlns:w16sdtfl="http://schemas.microsoft.com/office/word/2024/wordml/sdtformatlock" xmlns:w16se="http://schemas.microsoft.com/office/word/2015/wordml/symex" xmlns:wpg="http://schemas.microsoft.com/office/word/2010/wordprocessingGroup" xmlns:wpi="http://schemas.microsoft.com/office/word/2010/wordprocessingInk" xmlns:wne="http://schemas.microsoft.com/office/word/2006/wordml" xmlns:wps="http://schemas.microsoft.com/office/word/2010/wordprocessingShape" mc:Ignorable="w14 w15 w16se w16cid w16 w16cex w16sdtdh w16sdtfl w16du wp14">
   <w:abstractNum w:abstractNumId="0" w15:restartNumberingAfterBreak="0">
+    <w:nsid w:val="428D6326"/>
+    <w:multiLevelType w:val="multilevel"/>
+    <w:tmpl w:val="E94C997E"/>
+    <w:lvl w:ilvl="0">
+      <w:start w:val="1"/>
+      <w:numFmt w:val="bullet"/>
+      <w:lvlText w:val=""/>
+      <w:lvlJc w:val="left"/>
+      <w:pPr>
+        <w:tabs>
+          <w:tab w:val="num" w:pos="720"/>
+        </w:tabs>
+        <w:ind w:left="720" w:hanging="360"/>
+      </w:pPr>
+      <w:rPr>
+        <w:rFonts w:ascii="Symbol" w:hAnsi="Symbol" w:hint="default"/>
+        <w:sz w:val="20"/>
+      </w:rPr>
+    </w:lvl>
+    <w:lvl w:ilvl="1" w:tentative="1">
+      <w:start w:val="1"/>
+      <w:numFmt w:val="bullet"/>
+      <w:lvlText w:val="o"/>
+      <w:lvlJc w:val="left"/>
+      <w:pPr>
+        <w:tabs>
+          <w:tab w:val="num" w:pos="1440"/>
+        </w:tabs>
+        <w:ind w:left="1440" w:hanging="360"/>
+      </w:pPr>
+      <w:rPr>
+        <w:rFonts w:ascii="Courier New" w:hAnsi="Courier New" w:hint="default"/>
+        <w:sz w:val="20"/>
+      </w:rPr>
+    </w:lvl>
+    <w:lvl w:ilvl="2" w:tentative="1">
+      <w:start w:val="1"/>
+      <w:numFmt w:val="bullet"/>
+      <w:lvlText w:val=""/>
+      <w:lvlJc w:val="left"/>
+      <w:pPr>
+        <w:tabs>
+          <w:tab w:val="num" w:pos="2160"/>
+        </w:tabs>
+        <w:ind w:left="2160" w:hanging="360"/>
+      </w:pPr>
+      <w:rPr>
+        <w:rFonts w:ascii="Wingdings" w:hAnsi="Wingdings" w:hint="default"/>
+        <w:sz w:val="20"/>
+      </w:rPr>
+    </w:lvl>
+    <w:lvl w:ilvl="3" w:tentative="1">
+      <w:start w:val="1"/>
+      <w:numFmt w:val="bullet"/>
+      <w:lvlText w:val=""/>
+      <w:lvlJc w:val="left"/>
+      <w:pPr>
+        <w:tabs>
+          <w:tab w:val="num" w:pos="2880"/>
+        </w:tabs>
+        <w:ind w:left="2880" w:hanging="360"/>
+      </w:pPr>
+      <w:rPr>
+        <w:rFonts w:ascii="Wingdings" w:hAnsi="Wingdings" w:hint="default"/>
+        <w:sz w:val="20"/>
+      </w:rPr>
+    </w:lvl>
+    <w:lvl w:ilvl="4" w:tentative="1">
+      <w:start w:val="1"/>
+      <w:numFmt w:val="bullet"/>
+      <w:lvlText w:val=""/>
+      <w:lvlJc w:val="left"/>
+      <w:pPr>
+        <w:tabs>
+          <w:tab w:val="num" w:pos="3600"/>
+        </w:tabs>
+        <w:ind w:left="3600" w:hanging="360"/>
+      </w:pPr>
+      <w:rPr>
+        <w:rFonts w:ascii="Wingdings" w:hAnsi="Wingdings" w:hint="default"/>
+        <w:sz w:val="20"/>
+      </w:rPr>
+    </w:lvl>
+    <w:lvl w:ilvl="5" w:tentative="1">
+      <w:start w:val="1"/>
+      <w:numFmt w:val="bullet"/>
+      <w:lvlText w:val=""/>
+      <w:lvlJc w:val="left"/>
+      <w:pPr>
+        <w:tabs>
+          <w:tab w:val="num" w:pos="4320"/>
+        </w:tabs>
+        <w:ind w:left="4320" w:hanging="360"/>
+      </w:pPr>
+      <w:rPr>
+        <w:rFonts w:ascii="Wingdings" w:hAnsi="Wingdings" w:hint="default"/>
+        <w:sz w:val="20"/>
+      </w:rPr>
+    </w:lvl>
+    <w:lvl w:ilvl="6" w:tentative="1">
+      <w:start w:val="1"/>
+      <w:numFmt w:val="bullet"/>
+      <w:lvlText w:val=""/>
+      <w:lvlJc w:val="left"/>
+      <w:pPr>
+        <w:tabs>
+          <w:tab w:val="num" w:pos="5040"/>
+        </w:tabs>
+        <w:ind w:left="5040" w:hanging="360"/>
+      </w:pPr>
+      <w:rPr>
+        <w:rFonts w:ascii="Wingdings" w:hAnsi="Wingdings" w:hint="default"/>
+        <w:sz w:val="20"/>
+      </w:rPr>
+    </w:lvl>
+    <w:lvl w:ilvl="7" w:tentative="1">
+      <w:start w:val="1"/>
+      <w:numFmt w:val="bullet"/>
+      <w:lvlText w:val=""/>
+      <w:lvlJc w:val="left"/>
+      <w:pPr>
+        <w:tabs>
+          <w:tab w:val="num" w:pos="5760"/>
+        </w:tabs>
+        <w:ind w:left="5760" w:hanging="360"/>
+      </w:pPr>
+      <w:rPr>
+        <w:rFonts w:ascii="Wingdings" w:hAnsi="Wingdings" w:hint="default"/>
+        <w:sz w:val="20"/>
+      </w:rPr>
+    </w:lvl>
+    <w:lvl w:ilvl="8" w:tentative="1">
+      <w:start w:val="1"/>
+      <w:numFmt w:val="bullet"/>
+      <w:lvlText w:val=""/>
+      <w:lvlJc w:val="left"/>
+      <w:pPr>
+        <w:tabs>
+          <w:tab w:val="num" w:pos="6480"/>
+        </w:tabs>
+        <w:ind w:left="6480" w:hanging="360"/>
+      </w:pPr>
+      <w:rPr>
+        <w:rFonts w:ascii="Wingdings" w:hAnsi="Wingdings" w:hint="default"/>
+        <w:sz w:val="20"/>
+      </w:rPr>
+    </w:lvl>
+  </w:abstractNum>
+  <w:abstractNum w:abstractNumId="1" w15:restartNumberingAfterBreak="0">
     <w:nsid w:val="506B597A"/>
     <w:multiLevelType w:val="hybridMultilevel"/>
     <w:tmpl w:val="DD6C13E8"/>
@@ -1917,7 +2347,7 @@
       <w:lvlJc w:val="left"/>
     </w:lvl>
   </w:abstractNum>
-  <w:abstractNum w:abstractNumId="1" w15:restartNumberingAfterBreak="0">
+  <w:abstractNum w:abstractNumId="2" w15:restartNumberingAfterBreak="0">
     <w:nsid w:val="67A91960"/>
     <w:multiLevelType w:val="hybridMultilevel"/>
     <w:tmpl w:val="B2F6F81E"/>
@@ -2004,16 +2434,19 @@
     </w:lvl>
   </w:abstractNum>
   <w:num w:numId="1" w16cid:durableId="667751737">
+    <w:abstractNumId w:val="2"/>
+    <w:lvlOverride w:ilvl="0">
+      <w:startOverride w:val="1"/>
+    </w:lvlOverride>
+  </w:num>
+  <w:num w:numId="2" w16cid:durableId="1059403182">
     <w:abstractNumId w:val="1"/>
     <w:lvlOverride w:ilvl="0">
       <w:startOverride w:val="1"/>
     </w:lvlOverride>
   </w:num>
-  <w:num w:numId="2" w16cid:durableId="1059403182">
+  <w:num w:numId="3" w16cid:durableId="1957364513">
     <w:abstractNumId w:val="0"/>
-    <w:lvlOverride w:ilvl="0">
-      <w:startOverride w:val="1"/>
-    </w:lvlOverride>
   </w:num>
 </w:numbering>
 </file>
@@ -2503,7 +2936,6 @@
   <w:style w:type="character" w:default="1" w:styleId="Carpredefinitoparagrafo">
     <w:name w:val="Default Paragraph Font"/>
     <w:uiPriority w:val="1"/>
-    <w:semiHidden/>
     <w:unhideWhenUsed/>
   </w:style>
   <w:style w:type="table" w:default="1" w:styleId="Tabellanormale">
